--- a/contrôle_codesign_FPGA_2025_2026.docx
+++ b/contrôle_codesign_FPGA_2025_2026.docx
@@ -1308,7 +1308,15 @@
             </w:r>
             <w:proofErr w:type="spellEnd"/>
             <w:r>
-              <w:t xml:space="preserve"> de revenir a 0 pour revenir a S0 </w:t>
+              <w:t xml:space="preserve"> de revenir </w:t>
+            </w:r>
+            <w:proofErr w:type="spellStart"/>
+            <w:r>
+              <w:t>a</w:t>
+            </w:r>
+            <w:proofErr w:type="spellEnd"/>
+            <w:r>
+              <w:t xml:space="preserve"> 0 pour revenir a S0 </w:t>
             </w:r>
           </w:p>
         </w:tc>
@@ -1404,10 +1412,7 @@
               <w:t xml:space="preserve"> </w:t>
             </w:r>
             <w:r>
-              <w:t>CONVST_WAIT_CLOCK_NUM</w:t>
-            </w:r>
-            <w:r>
-              <w:t xml:space="preserve"> = 64 </w:t>
+              <w:t xml:space="preserve">CONVST_WAIT_CLOCK_NUM = 64 </w:t>
             </w:r>
           </w:p>
           <w:p>
@@ -1536,6 +1541,10 @@
           <w:p>
             <w:pPr>
               <w:spacing w:after="120"/>
+              <w:rPr>
+                <w:b/>
+                <w:bCs/>
+              </w:rPr>
             </w:pPr>
             <w:r>
               <w:rPr>
@@ -1543,6 +1552,20 @@
                 <w:bCs/>
               </w:rPr>
               <w:t>Réponse :</w:t>
+            </w:r>
+          </w:p>
+          <w:p>
+            <w:pPr>
+              <w:spacing w:after="120"/>
+            </w:pPr>
+            <w:r>
+              <w:t>les données placées sur ADC_SCK ont le temps de se stabiliser avant le front actif de ADC_SCK</w:t>
+            </w:r>
+            <w:r>
+              <w:t xml:space="preserve"> </w:t>
+            </w:r>
+            <w:r>
+              <w:t>.</w:t>
             </w:r>
           </w:p>
         </w:tc>
@@ -1647,6 +1670,7 @@
                 <w:b/>
                 <w:bCs/>
               </w:rPr>
+              <w:lastRenderedPageBreak/>
               <w:t>Réponse :</w:t>
             </w:r>
             <w:r>
@@ -1679,16 +1703,7 @@
               <w:t xml:space="preserve">Si </w:t>
             </w:r>
             <w:r>
-              <w:t>une erreur</w:t>
-            </w:r>
-            <w:r>
-              <w:t xml:space="preserve"> </w:t>
-            </w:r>
-            <w:r>
-              <w:t>dans cette table</w:t>
-            </w:r>
-            <w:r>
-              <w:t xml:space="preserve"> mauvais canal sera sélectionner </w:t>
+              <w:t xml:space="preserve">une erreur dans cette table mauvais canal sera sélectionner </w:t>
             </w:r>
           </w:p>
         </w:tc>
@@ -1709,7 +1724,6 @@
           </w:tcPr>
           <w:p>
             <w:r>
-              <w:lastRenderedPageBreak/>
               <w:t xml:space="preserve"> </w:t>
             </w:r>
           </w:p>
@@ -1774,12 +1788,7 @@
         </w:rPr>
       </w:pPr>
       <w:r>
-        <w:t>On veut effectuer l’addition, la soustraction ou l’amplification (atténuation</w:t>
-      </w:r>
-      <w:bookmarkStart w:id="0" w:name="_GoBack"/>
-      <w:bookmarkEnd w:id="0"/>
-      <w:r>
-        <w:t>) de deux signaux à acquérir via l’ADC.</w:t>
+        <w:t>On veut effectuer l’addition, la soustraction ou l’amplification (atténuation) de deux signaux à acquérir via l’ADC.</w:t>
       </w:r>
     </w:p>
     <w:p>
@@ -1942,6 +1951,12 @@
     <w:p>
       <w:pPr>
         <w:spacing w:before="240" w:after="100"/>
+        <w:rPr>
+          <w:b/>
+          <w:bCs/>
+          <w:sz w:val="20"/>
+          <w:szCs w:val="20"/>
+        </w:rPr>
       </w:pPr>
       <w:r>
         <w:rPr>
@@ -2003,6 +2018,12 @@
           <w:p>
             <w:pPr>
               <w:spacing w:after="120"/>
+              <w:rPr>
+                <w:b/>
+                <w:bCs/>
+                <w:sz w:val="20"/>
+                <w:szCs w:val="20"/>
+              </w:rPr>
             </w:pPr>
             <w:r>
               <w:rPr>
@@ -2028,6 +2049,12 @@
           <w:p>
             <w:pPr>
               <w:spacing w:after="120"/>
+              <w:rPr>
+                <w:b/>
+                <w:bCs/>
+                <w:sz w:val="20"/>
+                <w:szCs w:val="20"/>
+              </w:rPr>
             </w:pPr>
             <w:r>
               <w:rPr>
@@ -2053,6 +2080,12 @@
           <w:p>
             <w:pPr>
               <w:spacing w:after="120"/>
+              <w:rPr>
+                <w:b/>
+                <w:bCs/>
+                <w:sz w:val="20"/>
+                <w:szCs w:val="20"/>
+              </w:rPr>
             </w:pPr>
             <w:r>
               <w:rPr>
@@ -2078,6 +2111,12 @@
           <w:p>
             <w:pPr>
               <w:spacing w:after="120"/>
+              <w:rPr>
+                <w:b/>
+                <w:bCs/>
+                <w:sz w:val="20"/>
+                <w:szCs w:val="20"/>
+              </w:rPr>
             </w:pPr>
             <w:r>
               <w:rPr>
@@ -2105,10 +2144,22 @@
           <w:p>
             <w:pPr>
               <w:spacing w:after="120"/>
-            </w:pPr>
-            <w:r>
-              <w:t xml:space="preserve"> </w:t>
-            </w:r>
+              <w:rPr>
+                <w:bCs/>
+                <w:sz w:val="20"/>
+                <w:szCs w:val="20"/>
+              </w:rPr>
+            </w:pPr>
+            <w:proofErr w:type="spellStart"/>
+            <w:r>
+              <w:rPr>
+                <w:bCs/>
+                <w:sz w:val="20"/>
+                <w:szCs w:val="20"/>
+              </w:rPr>
+              <w:t>clk</w:t>
+            </w:r>
+            <w:proofErr w:type="spellEnd"/>
           </w:p>
         </w:tc>
         <w:tc>
@@ -2124,9 +2175,19 @@
           <w:p>
             <w:pPr>
               <w:spacing w:after="120"/>
-            </w:pPr>
-            <w:r>
-              <w:t xml:space="preserve"> </w:t>
+              <w:rPr>
+                <w:bCs/>
+                <w:sz w:val="20"/>
+                <w:szCs w:val="20"/>
+              </w:rPr>
+            </w:pPr>
+            <w:r>
+              <w:rPr>
+                <w:bCs/>
+                <w:sz w:val="20"/>
+                <w:szCs w:val="20"/>
+              </w:rPr>
+              <w:t>in</w:t>
             </w:r>
           </w:p>
         </w:tc>
@@ -2143,9 +2204,19 @@
           <w:p>
             <w:pPr>
               <w:spacing w:after="120"/>
-            </w:pPr>
-            <w:r>
-              <w:t xml:space="preserve"> </w:t>
+              <w:rPr>
+                <w:bCs/>
+                <w:sz w:val="20"/>
+                <w:szCs w:val="20"/>
+              </w:rPr>
+            </w:pPr>
+            <w:r>
+              <w:rPr>
+                <w:bCs/>
+                <w:sz w:val="20"/>
+                <w:szCs w:val="20"/>
+              </w:rPr>
+              <w:t>1 bit</w:t>
             </w:r>
           </w:p>
         </w:tc>
@@ -2162,9 +2233,19 @@
           <w:p>
             <w:pPr>
               <w:spacing w:after="120"/>
-            </w:pPr>
-            <w:r>
-              <w:t xml:space="preserve"> </w:t>
+              <w:rPr>
+                <w:bCs/>
+                <w:sz w:val="20"/>
+                <w:szCs w:val="20"/>
+              </w:rPr>
+            </w:pPr>
+            <w:r>
+              <w:rPr>
+                <w:bCs/>
+                <w:sz w:val="20"/>
+                <w:szCs w:val="20"/>
+              </w:rPr>
+              <w:t>horloge</w:t>
             </w:r>
           </w:p>
         </w:tc>
@@ -2183,10 +2264,22 @@
           <w:p>
             <w:pPr>
               <w:spacing w:after="120"/>
-            </w:pPr>
-            <w:r>
-              <w:t xml:space="preserve"> </w:t>
-            </w:r>
+              <w:rPr>
+                <w:bCs/>
+                <w:sz w:val="20"/>
+                <w:szCs w:val="20"/>
+              </w:rPr>
+            </w:pPr>
+            <w:proofErr w:type="spellStart"/>
+            <w:r>
+              <w:rPr>
+                <w:bCs/>
+                <w:sz w:val="20"/>
+                <w:szCs w:val="20"/>
+              </w:rPr>
+              <w:t>reset_n</w:t>
+            </w:r>
+            <w:proofErr w:type="spellEnd"/>
           </w:p>
         </w:tc>
         <w:tc>
@@ -2202,9 +2295,19 @@
           <w:p>
             <w:pPr>
               <w:spacing w:after="120"/>
-            </w:pPr>
-            <w:r>
-              <w:t xml:space="preserve"> </w:t>
+              <w:rPr>
+                <w:bCs/>
+                <w:sz w:val="20"/>
+                <w:szCs w:val="20"/>
+              </w:rPr>
+            </w:pPr>
+            <w:r>
+              <w:rPr>
+                <w:bCs/>
+                <w:sz w:val="20"/>
+                <w:szCs w:val="20"/>
+              </w:rPr>
+              <w:t>in</w:t>
             </w:r>
           </w:p>
         </w:tc>
@@ -2221,9 +2324,19 @@
           <w:p>
             <w:pPr>
               <w:spacing w:after="120"/>
-            </w:pPr>
-            <w:r>
-              <w:t xml:space="preserve"> </w:t>
+              <w:rPr>
+                <w:bCs/>
+                <w:sz w:val="20"/>
+                <w:szCs w:val="20"/>
+              </w:rPr>
+            </w:pPr>
+            <w:r>
+              <w:rPr>
+                <w:bCs/>
+                <w:sz w:val="20"/>
+                <w:szCs w:val="20"/>
+              </w:rPr>
+              <w:t>1 bit</w:t>
             </w:r>
           </w:p>
         </w:tc>
@@ -2240,9 +2353,19 @@
           <w:p>
             <w:pPr>
               <w:spacing w:after="120"/>
-            </w:pPr>
-            <w:r>
-              <w:t xml:space="preserve"> </w:t>
+              <w:rPr>
+                <w:bCs/>
+                <w:sz w:val="20"/>
+                <w:szCs w:val="20"/>
+              </w:rPr>
+            </w:pPr>
+            <w:r>
+              <w:rPr>
+                <w:bCs/>
+                <w:sz w:val="20"/>
+                <w:szCs w:val="20"/>
+              </w:rPr>
+              <w:t>reset actif bas</w:t>
             </w:r>
           </w:p>
         </w:tc>
@@ -2261,9 +2384,19 @@
           <w:p>
             <w:pPr>
               <w:spacing w:after="120"/>
-            </w:pPr>
-            <w:r>
-              <w:t xml:space="preserve"> </w:t>
+              <w:rPr>
+                <w:bCs/>
+                <w:sz w:val="20"/>
+                <w:szCs w:val="20"/>
+              </w:rPr>
+            </w:pPr>
+            <w:r>
+              <w:rPr>
+                <w:bCs/>
+                <w:sz w:val="20"/>
+                <w:szCs w:val="20"/>
+              </w:rPr>
+              <w:t>en</w:t>
             </w:r>
           </w:p>
         </w:tc>
@@ -2280,9 +2413,19 @@
           <w:p>
             <w:pPr>
               <w:spacing w:after="120"/>
-            </w:pPr>
-            <w:r>
-              <w:t xml:space="preserve"> </w:t>
+              <w:rPr>
+                <w:bCs/>
+                <w:sz w:val="20"/>
+                <w:szCs w:val="20"/>
+              </w:rPr>
+            </w:pPr>
+            <w:r>
+              <w:rPr>
+                <w:bCs/>
+                <w:sz w:val="20"/>
+                <w:szCs w:val="20"/>
+              </w:rPr>
+              <w:t>in</w:t>
             </w:r>
           </w:p>
         </w:tc>
@@ -2299,9 +2442,19 @@
           <w:p>
             <w:pPr>
               <w:spacing w:after="120"/>
-            </w:pPr>
-            <w:r>
-              <w:t xml:space="preserve"> </w:t>
+              <w:rPr>
+                <w:bCs/>
+                <w:sz w:val="20"/>
+                <w:szCs w:val="20"/>
+              </w:rPr>
+            </w:pPr>
+            <w:r>
+              <w:rPr>
+                <w:bCs/>
+                <w:sz w:val="20"/>
+                <w:szCs w:val="20"/>
+              </w:rPr>
+              <w:t>1 bit</w:t>
             </w:r>
           </w:p>
         </w:tc>
@@ -2318,9 +2471,19 @@
           <w:p>
             <w:pPr>
               <w:spacing w:after="120"/>
-            </w:pPr>
-            <w:r>
-              <w:t xml:space="preserve"> </w:t>
+              <w:rPr>
+                <w:bCs/>
+                <w:sz w:val="20"/>
+                <w:szCs w:val="20"/>
+              </w:rPr>
+            </w:pPr>
+            <w:r>
+              <w:rPr>
+                <w:bCs/>
+                <w:sz w:val="20"/>
+                <w:szCs w:val="20"/>
+              </w:rPr>
+              <w:t>validation du calcul</w:t>
             </w:r>
           </w:p>
         </w:tc>
@@ -2339,9 +2502,19 @@
           <w:p>
             <w:pPr>
               <w:spacing w:after="120"/>
-            </w:pPr>
-            <w:r>
-              <w:t xml:space="preserve"> </w:t>
+              <w:rPr>
+                <w:bCs/>
+                <w:sz w:val="20"/>
+                <w:szCs w:val="20"/>
+              </w:rPr>
+            </w:pPr>
+            <w:r>
+              <w:rPr>
+                <w:bCs/>
+                <w:sz w:val="20"/>
+                <w:szCs w:val="20"/>
+              </w:rPr>
+              <w:t>data0r à data6r</w:t>
             </w:r>
           </w:p>
         </w:tc>
@@ -2358,9 +2531,19 @@
           <w:p>
             <w:pPr>
               <w:spacing w:after="120"/>
-            </w:pPr>
-            <w:r>
-              <w:t xml:space="preserve"> </w:t>
+              <w:rPr>
+                <w:bCs/>
+                <w:sz w:val="20"/>
+                <w:szCs w:val="20"/>
+              </w:rPr>
+            </w:pPr>
+            <w:r>
+              <w:rPr>
+                <w:bCs/>
+                <w:sz w:val="20"/>
+                <w:szCs w:val="20"/>
+              </w:rPr>
+              <w:t>in</w:t>
             </w:r>
           </w:p>
         </w:tc>
@@ -2377,9 +2560,19 @@
           <w:p>
             <w:pPr>
               <w:spacing w:after="120"/>
-            </w:pPr>
-            <w:r>
-              <w:t xml:space="preserve"> </w:t>
+              <w:rPr>
+                <w:bCs/>
+                <w:sz w:val="20"/>
+                <w:szCs w:val="20"/>
+              </w:rPr>
+            </w:pPr>
+            <w:r>
+              <w:rPr>
+                <w:bCs/>
+                <w:sz w:val="20"/>
+                <w:szCs w:val="20"/>
+              </w:rPr>
+              <w:t>7 × 8 bits</w:t>
             </w:r>
           </w:p>
         </w:tc>
@@ -2396,9 +2589,19 @@
           <w:p>
             <w:pPr>
               <w:spacing w:after="120"/>
-            </w:pPr>
-            <w:r>
-              <w:t xml:space="preserve"> </w:t>
+              <w:rPr>
+                <w:bCs/>
+                <w:sz w:val="20"/>
+                <w:szCs w:val="20"/>
+              </w:rPr>
+            </w:pPr>
+            <w:r>
+              <w:rPr>
+                <w:bCs/>
+                <w:sz w:val="20"/>
+                <w:szCs w:val="20"/>
+              </w:rPr>
+              <w:t>données issues des 7 capteurs</w:t>
             </w:r>
           </w:p>
         </w:tc>
@@ -2417,10 +2620,22 @@
           <w:p>
             <w:pPr>
               <w:spacing w:after="120"/>
-            </w:pPr>
-            <w:r>
-              <w:t xml:space="preserve"> </w:t>
-            </w:r>
+              <w:rPr>
+                <w:bCs/>
+                <w:sz w:val="20"/>
+                <w:szCs w:val="20"/>
+              </w:rPr>
+            </w:pPr>
+            <w:proofErr w:type="spellStart"/>
+            <w:r>
+              <w:rPr>
+                <w:bCs/>
+                <w:sz w:val="20"/>
+                <w:szCs w:val="20"/>
+              </w:rPr>
+              <w:t>sel_i</w:t>
+            </w:r>
+            <w:proofErr w:type="spellEnd"/>
           </w:p>
         </w:tc>
         <w:tc>
@@ -2436,9 +2651,19 @@
           <w:p>
             <w:pPr>
               <w:spacing w:after="120"/>
-            </w:pPr>
-            <w:r>
-              <w:t xml:space="preserve"> </w:t>
+              <w:rPr>
+                <w:bCs/>
+                <w:sz w:val="20"/>
+                <w:szCs w:val="20"/>
+              </w:rPr>
+            </w:pPr>
+            <w:r>
+              <w:rPr>
+                <w:bCs/>
+                <w:sz w:val="20"/>
+                <w:szCs w:val="20"/>
+              </w:rPr>
+              <w:t>in</w:t>
             </w:r>
           </w:p>
         </w:tc>
@@ -2455,9 +2680,19 @@
           <w:p>
             <w:pPr>
               <w:spacing w:after="120"/>
-            </w:pPr>
-            <w:r>
-              <w:t xml:space="preserve"> </w:t>
+              <w:rPr>
+                <w:bCs/>
+                <w:sz w:val="20"/>
+                <w:szCs w:val="20"/>
+              </w:rPr>
+            </w:pPr>
+            <w:r>
+              <w:rPr>
+                <w:bCs/>
+                <w:sz w:val="20"/>
+                <w:szCs w:val="20"/>
+              </w:rPr>
+              <w:t>3 bits</w:t>
             </w:r>
           </w:p>
         </w:tc>
@@ -2474,9 +2709,19 @@
           <w:p>
             <w:pPr>
               <w:spacing w:after="120"/>
-            </w:pPr>
-            <w:r>
-              <w:t xml:space="preserve"> </w:t>
+              <w:rPr>
+                <w:bCs/>
+                <w:sz w:val="20"/>
+                <w:szCs w:val="20"/>
+              </w:rPr>
+            </w:pPr>
+            <w:r>
+              <w:rPr>
+                <w:bCs/>
+                <w:sz w:val="20"/>
+                <w:szCs w:val="20"/>
+              </w:rPr>
+              <w:t>sélection du 1er capteur parmi 7</w:t>
             </w:r>
           </w:p>
         </w:tc>
@@ -2495,10 +2740,22 @@
           <w:p>
             <w:pPr>
               <w:spacing w:after="120"/>
-            </w:pPr>
-            <w:r>
-              <w:t xml:space="preserve"> </w:t>
-            </w:r>
+              <w:rPr>
+                <w:bCs/>
+                <w:sz w:val="20"/>
+                <w:szCs w:val="20"/>
+              </w:rPr>
+            </w:pPr>
+            <w:proofErr w:type="spellStart"/>
+            <w:r>
+              <w:rPr>
+                <w:bCs/>
+                <w:sz w:val="20"/>
+                <w:szCs w:val="20"/>
+              </w:rPr>
+              <w:t>sel_j</w:t>
+            </w:r>
+            <w:proofErr w:type="spellEnd"/>
           </w:p>
         </w:tc>
         <w:tc>
@@ -2514,9 +2771,19 @@
           <w:p>
             <w:pPr>
               <w:spacing w:after="120"/>
-            </w:pPr>
-            <w:r>
-              <w:t xml:space="preserve"> </w:t>
+              <w:rPr>
+                <w:bCs/>
+                <w:sz w:val="20"/>
+                <w:szCs w:val="20"/>
+              </w:rPr>
+            </w:pPr>
+            <w:r>
+              <w:rPr>
+                <w:bCs/>
+                <w:sz w:val="20"/>
+                <w:szCs w:val="20"/>
+              </w:rPr>
+              <w:t>in</w:t>
             </w:r>
           </w:p>
         </w:tc>
@@ -2533,9 +2800,19 @@
           <w:p>
             <w:pPr>
               <w:spacing w:after="120"/>
-            </w:pPr>
-            <w:r>
-              <w:t xml:space="preserve"> </w:t>
+              <w:rPr>
+                <w:bCs/>
+                <w:sz w:val="20"/>
+                <w:szCs w:val="20"/>
+              </w:rPr>
+            </w:pPr>
+            <w:r>
+              <w:rPr>
+                <w:bCs/>
+                <w:sz w:val="20"/>
+                <w:szCs w:val="20"/>
+              </w:rPr>
+              <w:t>3 bits</w:t>
             </w:r>
           </w:p>
         </w:tc>
@@ -2552,9 +2829,19 @@
           <w:p>
             <w:pPr>
               <w:spacing w:after="120"/>
-            </w:pPr>
-            <w:r>
-              <w:t xml:space="preserve"> </w:t>
+              <w:rPr>
+                <w:bCs/>
+                <w:sz w:val="20"/>
+                <w:szCs w:val="20"/>
+              </w:rPr>
+            </w:pPr>
+            <w:r>
+              <w:rPr>
+                <w:bCs/>
+                <w:sz w:val="20"/>
+                <w:szCs w:val="20"/>
+              </w:rPr>
+              <w:t>sélection du 2e capteur parmi 7</w:t>
             </w:r>
           </w:p>
         </w:tc>
@@ -2573,10 +2860,22 @@
           <w:p>
             <w:pPr>
               <w:spacing w:after="120"/>
-            </w:pPr>
-            <w:r>
-              <w:t xml:space="preserve"> </w:t>
-            </w:r>
+              <w:rPr>
+                <w:bCs/>
+                <w:sz w:val="20"/>
+                <w:szCs w:val="20"/>
+              </w:rPr>
+            </w:pPr>
+            <w:proofErr w:type="spellStart"/>
+            <w:r>
+              <w:rPr>
+                <w:bCs/>
+                <w:sz w:val="20"/>
+                <w:szCs w:val="20"/>
+              </w:rPr>
+              <w:t>op_sel</w:t>
+            </w:r>
+            <w:proofErr w:type="spellEnd"/>
           </w:p>
         </w:tc>
         <w:tc>
@@ -2592,9 +2891,19 @@
           <w:p>
             <w:pPr>
               <w:spacing w:after="120"/>
-            </w:pPr>
-            <w:r>
-              <w:t xml:space="preserve"> </w:t>
+              <w:rPr>
+                <w:bCs/>
+                <w:sz w:val="20"/>
+                <w:szCs w:val="20"/>
+              </w:rPr>
+            </w:pPr>
+            <w:r>
+              <w:rPr>
+                <w:bCs/>
+                <w:sz w:val="20"/>
+                <w:szCs w:val="20"/>
+              </w:rPr>
+              <w:t>in</w:t>
             </w:r>
           </w:p>
         </w:tc>
@@ -2611,9 +2920,19 @@
           <w:p>
             <w:pPr>
               <w:spacing w:after="120"/>
-            </w:pPr>
-            <w:r>
-              <w:t xml:space="preserve"> </w:t>
+              <w:rPr>
+                <w:bCs/>
+                <w:sz w:val="20"/>
+                <w:szCs w:val="20"/>
+              </w:rPr>
+            </w:pPr>
+            <w:r>
+              <w:rPr>
+                <w:bCs/>
+                <w:sz w:val="20"/>
+                <w:szCs w:val="20"/>
+              </w:rPr>
+              <w:t>2 bits</w:t>
             </w:r>
           </w:p>
         </w:tc>
@@ -2630,9 +2949,379 @@
           <w:p>
             <w:pPr>
               <w:spacing w:after="120"/>
-            </w:pPr>
-            <w:r>
-              <w:t xml:space="preserve"> </w:t>
+              <w:rPr>
+                <w:bCs/>
+                <w:sz w:val="20"/>
+                <w:szCs w:val="20"/>
+              </w:rPr>
+            </w:pPr>
+            <w:r>
+              <w:rPr>
+                <w:bCs/>
+                <w:sz w:val="20"/>
+                <w:szCs w:val="20"/>
+              </w:rPr>
+              <w:t>choix de l’opération</w:t>
+            </w:r>
+          </w:p>
+        </w:tc>
+      </w:tr>
+      <w:tr>
+        <w:tc>
+          <w:tcPr>
+            <w:tcW w:w="2000" w:type="dxa"/>
+            <w:tcBorders>
+              <w:top w:val="single" w:sz="2" w:space="0" w:color="000000"/>
+              <w:left w:val="single" w:sz="2" w:space="0" w:color="000000"/>
+              <w:bottom w:val="single" w:sz="2" w:space="0" w:color="000000"/>
+              <w:right w:val="single" w:sz="2" w:space="0" w:color="000000"/>
+            </w:tcBorders>
+          </w:tcPr>
+          <w:p>
+            <w:pPr>
+              <w:spacing w:after="120"/>
+              <w:rPr>
+                <w:bCs/>
+                <w:sz w:val="20"/>
+                <w:szCs w:val="20"/>
+              </w:rPr>
+            </w:pPr>
+            <w:proofErr w:type="spellStart"/>
+            <w:r>
+              <w:rPr>
+                <w:bCs/>
+                <w:sz w:val="20"/>
+                <w:szCs w:val="20"/>
+              </w:rPr>
+              <w:t>result_r</w:t>
+            </w:r>
+            <w:proofErr w:type="spellEnd"/>
+          </w:p>
+        </w:tc>
+        <w:tc>
+          <w:tcPr>
+            <w:tcW w:w="1199" w:type="dxa"/>
+            <w:tcBorders>
+              <w:top w:val="single" w:sz="2" w:space="0" w:color="000000"/>
+              <w:left w:val="single" w:sz="2" w:space="0" w:color="000000"/>
+              <w:bottom w:val="single" w:sz="2" w:space="0" w:color="000000"/>
+              <w:right w:val="single" w:sz="2" w:space="0" w:color="000000"/>
+            </w:tcBorders>
+          </w:tcPr>
+          <w:p>
+            <w:pPr>
+              <w:spacing w:after="120"/>
+              <w:rPr>
+                <w:bCs/>
+                <w:sz w:val="20"/>
+                <w:szCs w:val="20"/>
+              </w:rPr>
+            </w:pPr>
+            <w:r>
+              <w:rPr>
+                <w:bCs/>
+                <w:sz w:val="20"/>
+                <w:szCs w:val="20"/>
+              </w:rPr>
+              <w:t>out</w:t>
+            </w:r>
+          </w:p>
+        </w:tc>
+        <w:tc>
+          <w:tcPr>
+            <w:tcW w:w="1201" w:type="dxa"/>
+            <w:tcBorders>
+              <w:top w:val="single" w:sz="2" w:space="0" w:color="000000"/>
+              <w:left w:val="single" w:sz="2" w:space="0" w:color="000000"/>
+              <w:bottom w:val="single" w:sz="2" w:space="0" w:color="000000"/>
+              <w:right w:val="single" w:sz="2" w:space="0" w:color="000000"/>
+            </w:tcBorders>
+          </w:tcPr>
+          <w:p>
+            <w:pPr>
+              <w:spacing w:after="120"/>
+              <w:rPr>
+                <w:bCs/>
+                <w:sz w:val="20"/>
+                <w:szCs w:val="20"/>
+              </w:rPr>
+            </w:pPr>
+            <w:r>
+              <w:rPr>
+                <w:bCs/>
+                <w:sz w:val="20"/>
+                <w:szCs w:val="20"/>
+              </w:rPr>
+              <w:t>9 bits</w:t>
+            </w:r>
+          </w:p>
+        </w:tc>
+        <w:tc>
+          <w:tcPr>
+            <w:tcW w:w="4626" w:type="dxa"/>
+            <w:tcBorders>
+              <w:top w:val="single" w:sz="2" w:space="0" w:color="000000"/>
+              <w:left w:val="single" w:sz="2" w:space="0" w:color="000000"/>
+              <w:bottom w:val="single" w:sz="2" w:space="0" w:color="000000"/>
+              <w:right w:val="single" w:sz="2" w:space="0" w:color="000000"/>
+            </w:tcBorders>
+          </w:tcPr>
+          <w:p>
+            <w:pPr>
+              <w:spacing w:after="120"/>
+              <w:rPr>
+                <w:bCs/>
+                <w:sz w:val="20"/>
+                <w:szCs w:val="20"/>
+              </w:rPr>
+            </w:pPr>
+            <w:r>
+              <w:rPr>
+                <w:bCs/>
+                <w:sz w:val="20"/>
+                <w:szCs w:val="20"/>
+              </w:rPr>
+              <w:t>résultat calculé</w:t>
+            </w:r>
+          </w:p>
+        </w:tc>
+      </w:tr>
+      <w:tr>
+        <w:tc>
+          <w:tcPr>
+            <w:tcW w:w="2000" w:type="dxa"/>
+            <w:tcBorders>
+              <w:top w:val="single" w:sz="2" w:space="0" w:color="000000"/>
+              <w:left w:val="single" w:sz="2" w:space="0" w:color="000000"/>
+              <w:bottom w:val="single" w:sz="2" w:space="0" w:color="000000"/>
+              <w:right w:val="single" w:sz="2" w:space="0" w:color="000000"/>
+            </w:tcBorders>
+          </w:tcPr>
+          <w:p>
+            <w:pPr>
+              <w:spacing w:after="120"/>
+              <w:rPr>
+                <w:bCs/>
+                <w:sz w:val="20"/>
+                <w:szCs w:val="20"/>
+              </w:rPr>
+            </w:pPr>
+            <w:proofErr w:type="spellStart"/>
+            <w:r>
+              <w:rPr>
+                <w:bCs/>
+                <w:sz w:val="20"/>
+                <w:szCs w:val="20"/>
+              </w:rPr>
+              <w:t>valid_r</w:t>
+            </w:r>
+            <w:proofErr w:type="spellEnd"/>
+          </w:p>
+        </w:tc>
+        <w:tc>
+          <w:tcPr>
+            <w:tcW w:w="1199" w:type="dxa"/>
+            <w:tcBorders>
+              <w:top w:val="single" w:sz="2" w:space="0" w:color="000000"/>
+              <w:left w:val="single" w:sz="2" w:space="0" w:color="000000"/>
+              <w:bottom w:val="single" w:sz="2" w:space="0" w:color="000000"/>
+              <w:right w:val="single" w:sz="2" w:space="0" w:color="000000"/>
+            </w:tcBorders>
+          </w:tcPr>
+          <w:p>
+            <w:pPr>
+              <w:spacing w:after="120"/>
+              <w:rPr>
+                <w:bCs/>
+                <w:sz w:val="20"/>
+                <w:szCs w:val="20"/>
+              </w:rPr>
+            </w:pPr>
+            <w:r>
+              <w:rPr>
+                <w:bCs/>
+                <w:sz w:val="20"/>
+                <w:szCs w:val="20"/>
+              </w:rPr>
+              <w:t>out</w:t>
+            </w:r>
+          </w:p>
+        </w:tc>
+        <w:tc>
+          <w:tcPr>
+            <w:tcW w:w="1201" w:type="dxa"/>
+            <w:tcBorders>
+              <w:top w:val="single" w:sz="2" w:space="0" w:color="000000"/>
+              <w:left w:val="single" w:sz="2" w:space="0" w:color="000000"/>
+              <w:bottom w:val="single" w:sz="2" w:space="0" w:color="000000"/>
+              <w:right w:val="single" w:sz="2" w:space="0" w:color="000000"/>
+            </w:tcBorders>
+          </w:tcPr>
+          <w:p>
+            <w:pPr>
+              <w:spacing w:after="120"/>
+              <w:rPr>
+                <w:bCs/>
+                <w:sz w:val="20"/>
+                <w:szCs w:val="20"/>
+              </w:rPr>
+            </w:pPr>
+            <w:r>
+              <w:rPr>
+                <w:bCs/>
+                <w:sz w:val="20"/>
+                <w:szCs w:val="20"/>
+              </w:rPr>
+              <w:t>1 bit</w:t>
+            </w:r>
+          </w:p>
+        </w:tc>
+        <w:tc>
+          <w:tcPr>
+            <w:tcW w:w="4626" w:type="dxa"/>
+            <w:tcBorders>
+              <w:top w:val="single" w:sz="2" w:space="0" w:color="000000"/>
+              <w:left w:val="single" w:sz="2" w:space="0" w:color="000000"/>
+              <w:bottom w:val="single" w:sz="2" w:space="0" w:color="000000"/>
+              <w:right w:val="single" w:sz="2" w:space="0" w:color="000000"/>
+            </w:tcBorders>
+          </w:tcPr>
+          <w:p>
+            <w:pPr>
+              <w:spacing w:after="120"/>
+              <w:rPr>
+                <w:bCs/>
+                <w:sz w:val="20"/>
+                <w:szCs w:val="20"/>
+              </w:rPr>
+            </w:pPr>
+            <w:r>
+              <w:rPr>
+                <w:bCs/>
+                <w:sz w:val="20"/>
+                <w:szCs w:val="20"/>
+              </w:rPr>
+              <w:t>résultat valide</w:t>
+            </w:r>
+          </w:p>
+        </w:tc>
+      </w:tr>
+      <w:tr>
+        <w:tc>
+          <w:tcPr>
+            <w:tcW w:w="2000" w:type="dxa"/>
+            <w:tcBorders>
+              <w:top w:val="single" w:sz="2" w:space="0" w:color="000000"/>
+              <w:left w:val="single" w:sz="2" w:space="0" w:color="000000"/>
+              <w:bottom w:val="single" w:sz="2" w:space="0" w:color="000000"/>
+              <w:right w:val="single" w:sz="2" w:space="0" w:color="000000"/>
+            </w:tcBorders>
+          </w:tcPr>
+          <w:p>
+            <w:pPr>
+              <w:spacing w:after="120"/>
+              <w:rPr>
+                <w:bCs/>
+                <w:sz w:val="20"/>
+                <w:szCs w:val="20"/>
+              </w:rPr>
+            </w:pPr>
+            <w:proofErr w:type="spellStart"/>
+            <w:r>
+              <w:rPr>
+                <w:bCs/>
+                <w:sz w:val="20"/>
+                <w:szCs w:val="20"/>
+              </w:rPr>
+              <w:t>overflow_r</w:t>
+            </w:r>
+            <w:proofErr w:type="spellEnd"/>
+          </w:p>
+        </w:tc>
+        <w:tc>
+          <w:tcPr>
+            <w:tcW w:w="1199" w:type="dxa"/>
+            <w:tcBorders>
+              <w:top w:val="single" w:sz="2" w:space="0" w:color="000000"/>
+              <w:left w:val="single" w:sz="2" w:space="0" w:color="000000"/>
+              <w:bottom w:val="single" w:sz="2" w:space="0" w:color="000000"/>
+              <w:right w:val="single" w:sz="2" w:space="0" w:color="000000"/>
+            </w:tcBorders>
+          </w:tcPr>
+          <w:p>
+            <w:pPr>
+              <w:spacing w:after="120"/>
+              <w:rPr>
+                <w:bCs/>
+                <w:sz w:val="20"/>
+                <w:szCs w:val="20"/>
+              </w:rPr>
+            </w:pPr>
+            <w:r>
+              <w:rPr>
+                <w:bCs/>
+                <w:sz w:val="20"/>
+                <w:szCs w:val="20"/>
+              </w:rPr>
+              <w:t>out</w:t>
+            </w:r>
+          </w:p>
+        </w:tc>
+        <w:tc>
+          <w:tcPr>
+            <w:tcW w:w="1201" w:type="dxa"/>
+            <w:tcBorders>
+              <w:top w:val="single" w:sz="2" w:space="0" w:color="000000"/>
+              <w:left w:val="single" w:sz="2" w:space="0" w:color="000000"/>
+              <w:bottom w:val="single" w:sz="2" w:space="0" w:color="000000"/>
+              <w:right w:val="single" w:sz="2" w:space="0" w:color="000000"/>
+            </w:tcBorders>
+          </w:tcPr>
+          <w:p>
+            <w:pPr>
+              <w:spacing w:after="120"/>
+              <w:rPr>
+                <w:bCs/>
+                <w:sz w:val="20"/>
+                <w:szCs w:val="20"/>
+              </w:rPr>
+            </w:pPr>
+            <w:r>
+              <w:rPr>
+                <w:bCs/>
+                <w:sz w:val="20"/>
+                <w:szCs w:val="20"/>
+              </w:rPr>
+              <w:t>1 bit</w:t>
+            </w:r>
+          </w:p>
+        </w:tc>
+        <w:tc>
+          <w:tcPr>
+            <w:tcW w:w="4626" w:type="dxa"/>
+            <w:tcBorders>
+              <w:top w:val="single" w:sz="2" w:space="0" w:color="000000"/>
+              <w:left w:val="single" w:sz="2" w:space="0" w:color="000000"/>
+              <w:bottom w:val="single" w:sz="2" w:space="0" w:color="000000"/>
+              <w:right w:val="single" w:sz="2" w:space="0" w:color="000000"/>
+            </w:tcBorders>
+          </w:tcPr>
+          <w:p>
+            <w:pPr>
+              <w:spacing w:after="120"/>
+              <w:rPr>
+                <w:bCs/>
+                <w:sz w:val="20"/>
+                <w:szCs w:val="20"/>
+              </w:rPr>
+            </w:pPr>
+            <w:r>
+              <w:rPr>
+                <w:bCs/>
+                <w:sz w:val="20"/>
+                <w:szCs w:val="20"/>
+              </w:rPr>
+              <w:t>indication de débordement</w:t>
             </w:r>
           </w:p>
         </w:tc>
@@ -2711,17 +3400,61 @@
             </w:tcBorders>
           </w:tcPr>
           <w:p>
-            <w:r>
+            <w:pPr>
+              <w:rPr>
+                <w:rFonts w:asciiTheme="majorHAnsi" w:hAnsiTheme="majorHAnsi" w:cstheme="majorHAnsi"/>
+              </w:rPr>
+            </w:pPr>
+            <w:r>
+              <w:rPr>
+                <w:rFonts w:asciiTheme="majorHAnsi" w:hAnsiTheme="majorHAnsi" w:cstheme="majorHAnsi"/>
+              </w:rPr>
               <w:t xml:space="preserve"> </w:t>
             </w:r>
           </w:p>
           <w:p>
-            <w:r>
+            <w:pPr>
+              <w:rPr>
+                <w:rFonts w:asciiTheme="majorHAnsi" w:hAnsiTheme="majorHAnsi" w:cstheme="majorHAnsi"/>
+              </w:rPr>
+            </w:pPr>
+            <w:r>
+              <w:rPr>
+                <w:rFonts w:asciiTheme="majorHAnsi" w:hAnsiTheme="majorHAnsi" w:cstheme="majorHAnsi"/>
+              </w:rPr>
               <w:t xml:space="preserve"> </w:t>
             </w:r>
           </w:p>
-          <w:p/>
-          <w:p/>
+          <w:p>
+            <w:pPr>
+              <w:rPr>
+                <w:rFonts w:asciiTheme="majorHAnsi" w:hAnsiTheme="majorHAnsi" w:cstheme="majorHAnsi"/>
+              </w:rPr>
+            </w:pPr>
+          </w:p>
+          <w:p>
+            <w:pPr>
+              <w:pStyle w:val="NormalWeb"/>
+              <w:rPr>
+                <w:rFonts w:asciiTheme="majorHAnsi" w:hAnsiTheme="majorHAnsi" w:cstheme="majorHAnsi"/>
+              </w:rPr>
+            </w:pPr>
+            <w:r>
+              <w:rPr>
+                <w:rFonts w:asciiTheme="majorHAnsi" w:hAnsiTheme="majorHAnsi" w:cstheme="majorHAnsi"/>
+              </w:rPr>
+              <w:t xml:space="preserve">Le logiciel lit régulièrement le bit </w:t>
+            </w:r>
+            <w:proofErr w:type="spellStart"/>
+            <w:r>
+              <w:rPr>
+                <w:rStyle w:val="CodeHTML"/>
+                <w:rFonts w:asciiTheme="majorHAnsi" w:hAnsiTheme="majorHAnsi" w:cstheme="majorHAnsi"/>
+              </w:rPr>
+              <w:t>data_ready</w:t>
+            </w:r>
+            <w:proofErr w:type="spellEnd"/>
+          </w:p>
         </w:tc>
       </w:tr>
     </w:tbl>
@@ -2771,10 +3504,23 @@
             </w:r>
           </w:p>
           <w:p/>
-          <w:p/>
-          <w:p>
-            <w:r>
-              <w:t xml:space="preserve"> </w:t>
+          <w:p>
+            <w:proofErr w:type="spellStart"/>
+            <w:r>
+              <w:t>data_ready</w:t>
+            </w:r>
+            <w:proofErr w:type="spellEnd"/>
+            <w:r>
+              <w:t xml:space="preserve"> est relié</w:t>
+            </w:r>
+            <w:r>
+              <w:t xml:space="preserve"> à une entrée d’interruption </w:t>
+            </w:r>
+            <w:r>
+              <w:t>du</w:t>
+            </w:r>
+            <w:r>
+              <w:t xml:space="preserve"> microcontrôleur</w:t>
             </w:r>
           </w:p>
         </w:tc>
@@ -3035,6 +3781,15 @@
           <w:p>
             <w:r>
               <w:t xml:space="preserve"> </w:t>
+            </w:r>
+            <w:r>
+              <w:t>La logique câblé</w:t>
+            </w:r>
+            <w:r>
+              <w:t>e est très rapide déterministe</w:t>
+            </w:r>
+            <w:r>
+              <w:t xml:space="preserve"> et adaptée au temps réel</w:t>
             </w:r>
           </w:p>
           <w:p>
@@ -3435,6 +4190,19 @@
             <w:r>
               <w:t xml:space="preserve"> </w:t>
             </w:r>
+            <w:r>
+              <w:t>O</w:t>
+            </w:r>
+            <w:bookmarkStart w:id="0" w:name="_GoBack"/>
+            <w:bookmarkEnd w:id="0"/>
+            <w:r>
+              <w:t xml:space="preserve">n utilise la </w:t>
+            </w:r>
+            <w:proofErr w:type="spellStart"/>
+            <w:r>
+              <w:t>pll</w:t>
+            </w:r>
+            <w:proofErr w:type="spellEnd"/>
           </w:p>
           <w:p>
             <w:r>
@@ -6080,12 +6848,12 @@
       </w:r>
     </w:p>
     <w:sectPr>
-      <w:headerReference w:type="even" r:id="rId7"/>
-      <w:headerReference w:type="default" r:id="rId8"/>
-      <w:footerReference w:type="even" r:id="rId9"/>
-      <w:footerReference w:type="default" r:id="rId10"/>
-      <w:headerReference w:type="first" r:id="rId11"/>
-      <w:footerReference w:type="first" r:id="rId12"/>
+      <w:headerReference w:type="even" r:id="rId8"/>
+      <w:headerReference w:type="default" r:id="rId9"/>
+      <w:footerReference w:type="even" r:id="rId10"/>
+      <w:footerReference w:type="default" r:id="rId11"/>
+      <w:headerReference w:type="first" r:id="rId12"/>
+      <w:footerReference w:type="first" r:id="rId13"/>
       <w:pgSz w:w="11906" w:h="16838"/>
       <w:pgMar w:top="1134" w:right="1134" w:bottom="1134" w:left="1134" w:header="708" w:footer="708" w:gutter="0"/>
       <w:cols w:space="720"/>
@@ -7500,6 +8268,36 @@
       <w:bCs/>
     </w:rPr>
   </w:style>
+  <w:style w:type="character" w:styleId="CodeHTML">
+    <w:name w:val="HTML Code"/>
+    <w:basedOn w:val="Policepardfaut"/>
+    <w:uiPriority w:val="99"/>
+    <w:semiHidden/>
+    <w:unhideWhenUsed/>
+    <w:rsid w:val="00750DA4"/>
+    <w:rPr>
+      <w:rFonts w:ascii="Courier New" w:eastAsia="Times New Roman" w:hAnsi="Courier New" w:cs="Courier New"/>
+      <w:sz w:val="20"/>
+      <w:szCs w:val="20"/>
+    </w:rPr>
+  </w:style>
+  <w:style w:type="paragraph" w:styleId="NormalWeb">
+    <w:name w:val="Normal (Web)"/>
+    <w:basedOn w:val="Normal"/>
+    <w:uiPriority w:val="99"/>
+    <w:unhideWhenUsed/>
+    <w:rsid w:val="00750DA4"/>
+    <w:pPr>
+      <w:suppressAutoHyphens w:val="0"/>
+      <w:spacing w:before="100" w:beforeAutospacing="1" w:after="100" w:afterAutospacing="1"/>
+    </w:pPr>
+    <w:rPr>
+      <w:rFonts w:ascii="Times New Roman" w:eastAsia="Times New Roman" w:hAnsi="Times New Roman" w:cs="Times New Roman"/>
+      <w:sz w:val="24"/>
+      <w:szCs w:val="24"/>
+      <w:lang w:eastAsia="fr-FR" w:bidi="ar-SA"/>
+    </w:rPr>
+  </w:style>
 </w:styles>
 </file>
 
@@ -7609,4 +8407,16 @@
   <a:objectDefaults/>
   <a:extraClrSchemeLst/>
 </a:theme>
+</file>
+
+<file path=customXml/item1.xml><?xml version="1.0" encoding="utf-8"?>
+<b:Sources xmlns:b="http://schemas.openxmlformats.org/officeDocument/2006/bibliography" xmlns="http://schemas.openxmlformats.org/officeDocument/2006/bibliography" SelectedStyle="\APASixthEditionOfficeOnline.xsl" StyleName="APA" Version="6"/>
+</file>
+
+<file path=customXml/itemProps1.xml><?xml version="1.0" encoding="utf-8"?>
+<ds:datastoreItem xmlns:ds="http://schemas.openxmlformats.org/officeDocument/2006/customXml" ds:itemID="{0EC9F4C9-85D4-4903-BED9-5EA94AFADB40}">
+  <ds:schemaRefs>
+    <ds:schemaRef ds:uri="http://schemas.openxmlformats.org/officeDocument/2006/bibliography"/>
+  </ds:schemaRefs>
+</ds:datastoreItem>
 </file>